--- a/lab2/Отчет по ЛР 2 Тышко Тимофей.docx
+++ b/lab2/Отчет по ЛР 2 Тышко Тимофей.docx
@@ -826,6 +826,7 @@
     </w:p>
     <w:p>
       <w:pPr>
+        <w:spacing w:after="120"/>
         <w:rPr>
           <w:lang w:val="ru-RU"/>
         </w:rPr>
@@ -836,14 +837,12 @@
           <w:sz w:val="28"/>
           <w:lang w:val="ru-RU"/>
         </w:rPr>
-        <w:t xml:space="preserve">В ходе работы изучены форматы хранения растровых изображений BMP, PNG, GIF, JPEG, TIFF и PCX и способы получения информации об изображении из файла. Поставленные задачи выполнены:</w:t>
+        <w:t>В результате разработано веб-приложение, которое вручную считывает метаданные JPG, GIF, TIF, BMP, PNG и PCX без сторонних библиотек. Формат определяется по сигнатуре, после чего соответствующий парсер читает только необходимые заголовки, маркеры, чанки или теги. Реализованы выбор папки с файлами, постраничная таблица, параллельная обработка в фоновых потоках, прогресс, фильтр по статусу и обработка повреждённых и переименованных файлов.</w:t>
       </w:r>
     </w:p>
     <w:p>
       <w:pPr>
-        <w:spacing w:after="0"/>
-        <w:ind w:left="312" w:firstLine="0"/>
-        <w:jc w:val="left"/>
+        <w:spacing w:after="120"/>
         <w:rPr>
           <w:lang w:val="ru-RU"/>
         </w:rPr>
@@ -854,14 +853,12 @@
           <w:sz w:val="28"/>
           <w:lang w:val="ru-RU"/>
         </w:rPr>
-        <w:t xml:space="preserve">– заголовки всех шести форматов разбираются вручную, побайтово, без сторонних библиотек; формат определяется по сигнатуре;</w:t>
+        <w:t>Основные форматы хранят характеристики по-разному. В BMP размеры, глубина и тип сжатия находятся в BITMAPINFOHEADER; для индексированных BMP пиксель содержит индекс элемента палитры, а сама палитра хранит соответствующие RGB-цвета. PNG организован как последовательность чанков: IHDR содержит основные параметры, pHYs – физическую плотность, IEND завершает файл. GIF использует таблицу цветов: при n битах индекс палитры позволяет адресовать до 2^n цветов. TIFF хранит параметры в IFD-тегах и требует учёта порядка байтов II/MM. PCX использует фиксированный 128-байтовый заголовок.</w:t>
       </w:r>
     </w:p>
     <w:p>
       <w:pPr>
-        <w:spacing w:after="0"/>
-        <w:ind w:left="312" w:firstLine="0"/>
-        <w:jc w:val="left"/>
+        <w:spacing w:after="120"/>
         <w:rPr>
           <w:lang w:val="ru-RU"/>
         </w:rPr>
@@ -872,14 +869,12 @@
           <w:sz w:val="28"/>
           <w:lang w:val="ru-RU"/>
         </w:rPr>
-        <w:t xml:space="preserve">– для каждого файла выводятся имя, размер в пикселях, разрешение, глубина цвета, сжатие и дополнительные сведения с пояснением каждой характеристики;</w:t>
+        <w:t>По типам сжатия алгоритмы различаются. RLE, применяемый в PCX и некоторых BMP, заменяет последовательность одинаковых значений парой «длина серии + значение» и работает без потерь. GIF использует LZW без потерь: повторяющиеся последовательности заменяются кодами словаря; возможное ухудшение GIF связано не с LZW, а с ограничением палитры. PNG применяет Deflate без потерь, сочетающий поиск повторов и энтропийное кодирование. TIFF в зависимости от тега Compression может быть без сжатия либо использовать PackBits, LZW, Deflate или JPEG.</w:t>
       </w:r>
     </w:p>
     <w:p>
       <w:pPr>
-        <w:spacing w:after="0"/>
-        <w:ind w:left="312" w:firstLine="0"/>
-        <w:jc w:val="left"/>
+        <w:spacing w:after="120"/>
         <w:rPr>
           <w:lang w:val="ru-RU"/>
         </w:rPr>
@@ -890,14 +885,12 @@
           <w:sz w:val="28"/>
           <w:lang w:val="ru-RU"/>
         </w:rPr>
-        <w:t xml:space="preserve">– для BMP разобраны BITMAPFILEHEADER и BITMAPINFOHEADER и описано устройство палитры, для PNG считываются поля IHDR, включая тип фильтрации, для TIFF вручную разбирается IFD;</w:t>
+        <w:t>JPEG обычно использует сжатие с потерями. Изображение разбивается на блоки, данные переводятся в частотное представление, после чего коэффициенты делятся на элементы матрицы квантования и округляются. Именно квантование является главным источником необратимых потерь: чем больше элементы таблицы квантования, тем сильнее округление и тем меньше деталей сохраняется. Таблицы хранятся в сегментах DQT (FF DB), обычно двух видов: для яркости и для цветности, так как человеческое зрение чувствительнее к изменениям яркости, чем к мелким цветовым различиям. Программа не выводит эти таблицы: при разборе она переходит от сегмента к сегменту по их длинам и читает только сегменты APP0, APP1 и SOF.</w:t>
       </w:r>
     </w:p>
     <w:p>
       <w:pPr>
-        <w:spacing w:after="0"/>
-        <w:ind w:left="312" w:firstLine="0"/>
-        <w:jc w:val="left"/>
+        <w:spacing w:after="120"/>
         <w:rPr>
           <w:lang w:val="ru-RU"/>
         </w:rPr>
@@ -908,14 +901,12 @@
           <w:sz w:val="28"/>
           <w:lang w:val="ru-RU"/>
         </w:rPr>
-        <w:t xml:space="preserve">– реализовано ленивое чтение: из файла считываются только нужные участки, файлы целиком не загружаются;</w:t>
+        <w:t>DPI характеризует физическую плотность точек, поэтому его нельзя достоверно определить только по ширине и высоте изображения в пикселях. Если формат содержит физическую плотность, программа переводит её в dot/inch: для значений «пикселей на метр» (BMP, PNG) используется множитель 0,0254, для «точек на сантиметр» – 2,54; JPEG/JFIF хранит плотность в Xdensity и Ydensity, TIFF – в XResolution, YResolution и ResolutionUnit, PCX – в двух полях заголовка. GIF собственного поля DPI не имеет. Когда плотность в файле не записана, выводится прочерк, поэтому пользователь не принимает условное экранное значение за свойство файла.</w:t>
       </w:r>
     </w:p>
     <w:p>
       <w:pPr>
-        <w:spacing w:after="0"/>
-        <w:ind w:left="312" w:firstLine="0"/>
-        <w:jc w:val="left"/>
+        <w:spacing w:after="120"/>
         <w:rPr>
           <w:lang w:val="ru-RU"/>
         </w:rPr>
@@ -926,14 +917,12 @@
           <w:sz w:val="28"/>
           <w:lang w:val="ru-RU"/>
         </w:rPr>
-        <w:t xml:space="preserve">– чтение выполняется в нескольких фоновых потоках Web Worker, интерфейс не блокируется, отображается прогресс-бар;</w:t>
+        <w:t>Производительность обеспечивается тем, что файл не загружается целиком: класс Reader читает первые 64 КБ, а остальные участки вырезает методом File.slice и разбирает через DataView, перепрыгивая по смещениям. Файлы выбранной папки распределяются пакетами по 50 штук между фоновыми потоками Web Worker, число которых равно navigator.hardwareConcurrency; освободившийся поток сразу получает следующий пакет. Синхронное чтение FileReaderSync доступно только в фоновых потоках, поэтому главный поток лишь принимает результаты и обновляет прогресс-бар, а постраничный вывод по 100 строк позволяет показывать результаты для 100 000 файлов без замедления страницы.</w:t>
       </w:r>
     </w:p>
     <w:p>
       <w:pPr>
-        <w:spacing w:after="0"/>
-        <w:ind w:left="312" w:firstLine="0"/>
-        <w:jc w:val="left"/>
+        <w:spacing w:after="120"/>
         <w:rPr>
           <w:lang w:val="ru-RU"/>
         </w:rPr>
@@ -944,25 +933,7 @@
           <w:sz w:val="28"/>
           <w:lang w:val="ru-RU"/>
         </w:rPr>
-        <w:t xml:space="preserve">– повреждённые файлы и файлы с подменённым расширением корректно обнаруживаются, программа не завершается с ошибкой;</w:t>
-      </w:r>
-    </w:p>
-    <w:p>
-      <w:pPr>
-        <w:spacing w:after="0"/>
-        <w:ind w:left="312" w:firstLine="0"/>
-        <w:jc w:val="left"/>
-        <w:rPr>
-          <w:lang w:val="ru-RU"/>
-        </w:rPr>
-      </w:pPr>
-      <w:r>
-        <w:rPr>
-          <w:rFonts w:cs="Times New Roman"/>
-          <w:sz w:val="28"/>
-          <w:lang w:val="ru-RU"/>
-        </w:rPr>
-        <w:t xml:space="preserve">– приложение работает в браузере без передачи файлов на сервер; 600 JPEG общим объёмом 2 ГБ обрабатываются за 0,3 с.</w:t>
+        <w:t>Проверка показала корректную работу на всех шести форматах, на 24 файлах из архива «Для проверки Lab2», на повреждённых файлах и на файлах с подменённым расширением; ошибочные файлы получают отдельный статус, после чего обработка остальных продолжается. Папка из 600 JPEG общим объёмом около 2 ГБ была обработана примерно за 0,3 с, а 10 023 файла объёмом 3,1 ГБ – примерно за 2,5 с. Таким образом, программа выполняет обязательные требования лабораторной работы и выводит дополнительные сведения, полученные непосредственно из структуры файлов: размер палитры, тип цвета и метод фильтрации PNG, версию формата и наличие JFIF и Exif, порядок байтов и фотометрическую интерпретацию TIFF.</w:t>
       </w:r>
     </w:p>
     <w:sectPr>
